--- a/assets/Antony_Hubert_CV_2026.docx
+++ b/assets/Antony_Hubert_CV_2026.docx
@@ -146,7 +146,7 @@
           <w:bottom w:val="single" w:sz="4" w:space="1" w:color="000000"/>
         </w:pBdr>
         <w:bidi w:val="0"/>
-        <w:spacing w:before="147" w:after="57"/>
+        <w:spacing w:before="125" w:after="51"/>
         <w:jc w:val="left"/>
         <w:rPr/>
       </w:pPr>
@@ -176,7 +176,7 @@
           <w:bottom w:val="single" w:sz="4" w:space="1" w:color="000000"/>
         </w:pBdr>
         <w:bidi w:val="0"/>
-        <w:spacing w:before="147" w:after="57"/>
+        <w:spacing w:before="125" w:after="51"/>
         <w:jc w:val="left"/>
         <w:rPr/>
       </w:pPr>
@@ -239,7 +239,7 @@
       </w:r>
       <w:r>
         <w:rPr/>
-        <w:t xml:space="preserve"> Designed, simulated in ANSYS Fluent, manufactured and commissioned an inlet gas circulation system with build platform heating for a PBF-LB/M research machine. It carried the entire thesis campaign and the resulting publication.</w:t>
+        <w:t xml:space="preserve"> Designed, simulated, built and commissioned an inlet gas circulation system with build platform heating for a PBF-LB/M research machine — the full component lifecycle on operating research hardware.</w:t>
       </w:r>
     </w:p>
     <w:p>
@@ -250,7 +250,7 @@
           <w:bottom w:val="single" w:sz="4" w:space="1" w:color="000000"/>
         </w:pBdr>
         <w:bidi w:val="0"/>
-        <w:spacing w:before="147" w:after="57"/>
+        <w:spacing w:before="125" w:after="51"/>
         <w:jc w:val="left"/>
         <w:rPr/>
       </w:pPr>
@@ -381,7 +381,7 @@
           <w:bottom w:val="single" w:sz="4" w:space="1" w:color="000000"/>
         </w:pBdr>
         <w:bidi w:val="0"/>
-        <w:spacing w:before="147" w:after="57"/>
+        <w:spacing w:before="125" w:after="51"/>
         <w:jc w:val="left"/>
         <w:rPr/>
       </w:pPr>
@@ -507,6 +507,24 @@
       </w:r>
       <w:r>
         <w:rPr/>
+        <w:t>Completed the inlet gas circulation system begun as a working student — added build platform heating for grain-structure control, manufactured, integrated and commissioned it on the ALC2. It then carried the entire thesis campaign and the resulting publication.</w:t>
+      </w:r>
+    </w:p>
+    <w:p>
+      <w:pPr>
+        <w:pStyle w:val="Bul"/>
+        <w:bidi w:val="0"/>
+        <w:spacing w:before="0" w:after="28"/>
+        <w:ind w:hanging="255" w:left="255"/>
+        <w:jc w:val="both"/>
+        <w:rPr/>
+      </w:pPr>
+      <w:r>
+        <w:rPr/>
+        <w:t xml:space="preserve">• </w:t>
+      </w:r>
+      <w:r>
+        <w:rPr/>
         <w:t>Coordinated planning and data exchange with external research partners; delivered every project milestone on schedule.</w:t>
       </w:r>
     </w:p>
@@ -555,6 +573,24 @@
       </w:r>
       <w:r>
         <w:rPr/>
+        <w:t>Began the inlet gas circulation system for the ALC2 research machine: requirements, CATIA V5 nozzle and diffuser geometry, and ANSYS Fluent flow analysis to eliminate the recirculation zones where spatter settles back onto the powder bed. Carried through to manufacture and commissioning in the research assistant role that followed.</w:t>
+      </w:r>
+    </w:p>
+    <w:p>
+      <w:pPr>
+        <w:pStyle w:val="Bul"/>
+        <w:bidi w:val="0"/>
+        <w:spacing w:before="0" w:after="28"/>
+        <w:ind w:hanging="255" w:left="255"/>
+        <w:jc w:val="both"/>
+        <w:rPr/>
+      </w:pPr>
+      <w:r>
+        <w:rPr/>
+        <w:t xml:space="preserve">• </w:t>
+      </w:r>
+      <w:r>
+        <w:rPr/>
         <w:t>Operated PBF-LB/M systems across the full workflow: CAD, CFD, build preparation, machine operation, post-processing and material evaluation.</w:t>
       </w:r>
     </w:p>
@@ -639,7 +675,7 @@
       </w:r>
       <w:r>
         <w:rPr/>
-        <w:t>Trained and mentored over 100 engineers and students across CATIA V5, Siemens NX, PTC Creo, ANSYS and AutoCAD — the origin of a habit of documenting work so others can pick it up.</w:t>
+        <w:t>Trained and mentored over 100 engineers and students across CATIA V5, Siemens NX, PTC Creo, ANSYS and AutoCAD.</w:t>
       </w:r>
     </w:p>
     <w:p>
@@ -752,7 +788,7 @@
           <w:bottom w:val="single" w:sz="4" w:space="1" w:color="000000"/>
         </w:pBdr>
         <w:bidi w:val="0"/>
-        <w:spacing w:before="147" w:after="57"/>
+        <w:spacing w:before="125" w:after="51"/>
         <w:jc w:val="left"/>
         <w:rPr/>
       </w:pPr>
@@ -883,7 +919,7 @@
           <w:bottom w:val="single" w:sz="4" w:space="1" w:color="000000"/>
         </w:pBdr>
         <w:bidi w:val="0"/>
-        <w:spacing w:before="147" w:after="57"/>
+        <w:spacing w:before="125" w:after="51"/>
         <w:jc w:val="left"/>
         <w:rPr/>
       </w:pPr>
@@ -913,7 +949,7 @@
           <w:bottom w:val="single" w:sz="4" w:space="1" w:color="000000"/>
         </w:pBdr>
         <w:bidi w:val="0"/>
-        <w:spacing w:before="147" w:after="57"/>
+        <w:spacing w:before="125" w:after="51"/>
         <w:jc w:val="left"/>
         <w:rPr/>
       </w:pPr>
@@ -943,7 +979,7 @@
           <w:bottom w:val="single" w:sz="4" w:space="1" w:color="000000"/>
         </w:pBdr>
         <w:bidi w:val="0"/>
-        <w:spacing w:before="147" w:after="57"/>
+        <w:spacing w:before="125" w:after="51"/>
         <w:jc w:val="left"/>
         <w:rPr/>
       </w:pPr>
@@ -1032,7 +1068,7 @@
           <w:bottom w:val="single" w:sz="4" w:space="1" w:color="000000"/>
         </w:pBdr>
         <w:bidi w:val="0"/>
-        <w:spacing w:before="147" w:after="57"/>
+        <w:spacing w:before="125" w:after="51"/>
         <w:jc w:val="left"/>
         <w:rPr/>
       </w:pPr>
@@ -1124,7 +1160,7 @@
     <w:pPrDefault>
       <w:pPr>
         <w:suppressAutoHyphens w:val="true"/>
-        <w:spacing w:lineRule="auto" w:line="268"/>
+        <w:spacing w:lineRule="auto" w:line="261"/>
       </w:pPr>
     </w:pPrDefault>
   </w:docDefaults>
@@ -1134,7 +1170,7 @@
     <w:pPr>
       <w:widowControl w:val="false"/>
       <w:bidi w:val="0"/>
-      <w:spacing w:lineRule="auto" w:line="268"/>
+      <w:spacing w:lineRule="auto" w:line="261"/>
     </w:pPr>
     <w:rPr>
       <w:rFonts w:ascii="Arial;Liberation Sans" w:hAnsi="Arial;Liberation Sans" w:eastAsia="Noto Serif CJK SC" w:cs="Noto Sans Devanagari"/>
@@ -1216,7 +1252,7 @@
     <w:pPr>
       <w:widowControl w:val="false"/>
       <w:bidi w:val="0"/>
-      <w:spacing w:before="0" w:after="23" w:lineRule="auto" w:line="268"/>
+      <w:spacing w:before="0" w:after="23" w:lineRule="auto" w:line="261"/>
       <w:ind w:right="2381"/>
     </w:pPr>
     <w:rPr>
@@ -1235,7 +1271,7 @@
     <w:pPr>
       <w:widowControl w:val="false"/>
       <w:bidi w:val="0"/>
-      <w:spacing w:before="0" w:after="68" w:lineRule="auto" w:line="268"/>
+      <w:spacing w:before="0" w:after="68" w:lineRule="auto" w:line="261"/>
       <w:ind w:right="2381"/>
     </w:pPr>
     <w:rPr>
@@ -1254,7 +1290,7 @@
     <w:pPr>
       <w:widowControl w:val="false"/>
       <w:bidi w:val="0"/>
-      <w:spacing w:before="0" w:after="17" w:lineRule="auto" w:line="268"/>
+      <w:spacing w:before="0" w:after="17" w:lineRule="auto" w:line="261"/>
       <w:ind w:right="2381"/>
     </w:pPr>
     <w:rPr>
@@ -1276,7 +1312,7 @@
         <w:bottom w:val="single" w:sz="4" w:space="1" w:color="000000"/>
       </w:pBdr>
       <w:bidi w:val="0"/>
-      <w:spacing w:before="147" w:after="57" w:lineRule="auto" w:line="268"/>
+      <w:spacing w:before="125" w:after="51" w:lineRule="auto" w:line="261"/>
     </w:pPr>
     <w:rPr>
       <w:rFonts w:ascii="Arial;Liberation Sans" w:hAnsi="Arial;Liberation Sans" w:eastAsia="Noto Serif CJK SC" w:cs="Noto Sans Devanagari"/>
@@ -1300,7 +1336,7 @@
         <w:tab w:val="right" w:pos="10205" w:leader="none"/>
       </w:tabs>
       <w:bidi w:val="0"/>
-      <w:spacing w:before="102" w:after="11" w:lineRule="auto" w:line="268"/>
+      <w:spacing w:before="102" w:after="11" w:lineRule="auto" w:line="261"/>
     </w:pPr>
     <w:rPr>
       <w:rFonts w:ascii="Arial;Liberation Sans" w:hAnsi="Arial;Liberation Sans" w:eastAsia="Noto Serif CJK SC" w:cs="Noto Sans Devanagari"/>
@@ -1319,7 +1355,7 @@
       <w:keepNext w:val="true"/>
       <w:widowControl w:val="false"/>
       <w:bidi w:val="0"/>
-      <w:spacing w:before="0" w:after="40" w:lineRule="auto" w:line="268"/>
+      <w:spacing w:before="0" w:after="40" w:lineRule="auto" w:line="261"/>
     </w:pPr>
     <w:rPr>
       <w:rFonts w:ascii="Arial;Liberation Sans" w:hAnsi="Arial;Liberation Sans" w:eastAsia="Noto Serif CJK SC" w:cs="Noto Sans Devanagari"/>
@@ -1337,7 +1373,7 @@
     <w:pPr>
       <w:widowControl w:val="false"/>
       <w:bidi w:val="0"/>
-      <w:spacing w:before="0" w:after="45" w:lineRule="auto" w:line="268"/>
+      <w:spacing w:before="0" w:after="45" w:lineRule="auto" w:line="261"/>
       <w:jc w:val="both"/>
     </w:pPr>
     <w:rPr>
@@ -1355,7 +1391,7 @@
     <w:pPr>
       <w:widowControl w:val="false"/>
       <w:bidi w:val="0"/>
-      <w:spacing w:before="0" w:after="51" w:lineRule="auto" w:line="268"/>
+      <w:spacing w:before="0" w:after="51" w:lineRule="auto" w:line="261"/>
       <w:jc w:val="both"/>
     </w:pPr>
     <w:rPr>
@@ -1373,7 +1409,7 @@
     <w:pPr>
       <w:widowControl w:val="false"/>
       <w:bidi w:val="0"/>
-      <w:spacing w:before="0" w:after="28" w:lineRule="auto" w:line="268"/>
+      <w:spacing w:before="0" w:after="28" w:lineRule="auto" w:line="261"/>
       <w:ind w:hanging="255" w:left="255"/>
       <w:jc w:val="both"/>
     </w:pPr>

--- a/assets/Antony_Hubert_CV_2026.docx
+++ b/assets/Antony_Hubert_CV_2026.docx
@@ -79,7 +79,7 @@
       </w:pPr>
       <w:r>
         <w:rPr/>
-        <w:t>M.Sc. Mechanical Engineer — Metal Additive Manufacturing (PBF-LB/M)</w:t>
+        <w:t>M.Sc. Mechanical Engineer | Metal Additive Manufacturing (PBF-LB/M)</w:t>
       </w:r>
     </w:p>
     <w:p>
@@ -165,7 +165,7 @@
       </w:pPr>
       <w:r>
         <w:rPr/>
-        <w:t>Mechanical engineer specialising in Laser Powder Bed Fusion of Metals (PBF-LB/M, also L-PBF or SLM), with peer-reviewed results published in Procedia CIRP. I build process windows from first principles rather than by trial and error: Design of Experiments to map the parameter space, CAD and CFD to design the process hardware itself, and independent metallography, profilometry and SEM to verify what the process actually produced. Trained and published in Germany, with earlier industry experience in automotive CAD/CAE and CNC manufacturing in India. I am looking for the strongest technical environment available and am open to relocating anywhere that offers serious engineering work and the room to keep learning.</w:t>
+        <w:t>Mechanical engineer specialising in metal 3D printing (laser powder bed fusion). I take difficult materials from first trials through to a documented, repeatable production process, designing the experiments, the tooling and the measurements myself. My master's research covered a magnetic alloy that industry treats as unworkable, and the results were published in a peer-reviewed journal. Before moving to Germany I worked in automotive design and CNC manufacturing in India. I am based in Aalen and open to relocating worldwide.</w:t>
       </w:r>
     </w:p>
     <w:p>
@@ -197,11 +197,11 @@
         <w:rPr>
           <w:rStyle w:val="B"/>
         </w:rPr>
-        <w:t>Made a magnetically superior alloy manufacturable.</w:t>
-      </w:r>
-      <w:r>
-        <w:rPr/>
-        <w:t xml:space="preserve"> FeSi6.5 offers up to 30% lower core losses than conventional electrical steel but is too brittle to roll or stamp, so industry cannot use it. I developed an in-process laser remelting method that cut areal surface roughness by approximately 60% (Sa 4.55 to 1.8 micrometres) at 0.152% porosity — smooth enough to carry the ultra-thin insulating layers that laminated motor and transformer cores require.</w:t>
+        <w:t>Made a difficult material usable.</w:t>
+      </w:r>
+      <w:r>
+        <w:rPr/>
+        <w:t xml:space="preserve"> FeSi6.5 wastes up to 30% less energy than standard electrical steel, but it is too brittle to roll or press, so industry avoids it. I developed a laser technique that made 3D-printed parts around 60% smoother while keeping them fully dense. That is precise enough for the thin layered cores used in electric motors and transformers. Published in Procedia CIRP (2024).</w:t>
       </w:r>
     </w:p>
     <w:p>
@@ -216,11 +216,11 @@
         <w:rPr>
           <w:rStyle w:val="B"/>
         </w:rPr>
-        <w:t>Turned grain structure into a process setting.</w:t>
-      </w:r>
-      <w:r>
-        <w:rPr/>
-        <w:t xml:space="preserve"> Applying remelting cyclically rather than once converted columnar grains to a fully equiaxed structure through the full part height, with no cracking and no loss of dimensional accuracy. Remelting frequency became the control variable — a dial an engineer can set, not an outcome to be accepted.</w:t>
+        <w:t>Turned a material property into a setting engineers can control.</w:t>
+      </w:r>
+      <w:r>
+        <w:rPr/>
+        <w:t xml:space="preserve"> Repeating the laser step at chosen intervals reshaped the metal's internal grain structure on demand, with no cracking and no loss of accuracy.</w:t>
       </w:r>
     </w:p>
     <w:p>
@@ -235,11 +235,11 @@
         <w:rPr>
           <w:rStyle w:val="B"/>
         </w:rPr>
-        <w:t>Improved the machine, not just the parameters.</w:t>
-      </w:r>
-      <w:r>
-        <w:rPr/>
-        <w:t xml:space="preserve"> Designed, simulated, built and commissioned an inlet gas circulation system with build platform heating for a PBF-LB/M research machine — the full component lifecycle on operating research hardware.</w:t>
+        <w:t>Improved the machine, not only the settings.</w:t>
+      </w:r>
+      <w:r>
+        <w:rPr/>
+        <w:t xml:space="preserve"> Designed, simulated, built and commissioned a gas-flow system with a heated build platform for a research printer. It went on to support the entire research programme.</w:t>
       </w:r>
     </w:p>
     <w:p>
@@ -271,11 +271,11 @@
         <w:rPr>
           <w:rStyle w:val="B"/>
         </w:rPr>
-        <w:t>Additive Manufacturing:</w:t>
-      </w:r>
-      <w:r>
-        <w:rPr/>
-        <w:t xml:space="preserve"> PBF-LB/M (L-PBF, SLM), DMLS, in-process laser remelting, laser parameter and scan-path optimisation, volumetric energy density modelling, melt-regime control (conduction and keyhole), porosity and defect analysis, support structure design, Design for Additive Manufacturing (DfAM), metal powder handling, inert atmosphere control</w:t>
+        <w:t>Metal 3D Printing:</w:t>
+      </w:r>
+      <w:r>
+        <w:rPr/>
+        <w:t xml:space="preserve"> Laser powder bed fusion (PBF-LB/M, L-PBF, SLM) and DMLS · Industrial systems: SLM 280HL, TRUMPF TruPrint 1000 · Materials: FeSi6.5, AlSi10Mg, Co-Cr · Process and parameter development · In-process laser remelting · Defect and porosity analysis · Support design · Design for Additive Manufacturing (DfAM) · Powder handling</w:t>
       </w:r>
     </w:p>
     <w:p>
@@ -290,11 +290,11 @@
         <w:rPr>
           <w:rStyle w:val="B"/>
         </w:rPr>
-        <w:t>Simulation and Analysis:</w:t>
-      </w:r>
-      <w:r>
-        <w:rPr/>
-        <w:t xml:space="preserve"> ANSYS Fluent (CFD), ANSYS Mechanical and APDL (FEA), Design of Experiments (DoE), Taguchi method (L9 orthogonal array), ANOVA, regression analysis, Minitab</w:t>
+        <w:t>Simulation and Testing:</w:t>
+      </w:r>
+      <w:r>
+        <w:rPr/>
+        <w:t xml:space="preserve"> ANSYS Fluent (CFD) and ANSYS Mechanical (FEA) · Design of Experiments · Taguchi method · ANOVA and regression analysis</w:t>
       </w:r>
     </w:p>
     <w:p>
@@ -313,7 +313,7 @@
       </w:r>
       <w:r>
         <w:rPr/>
-        <w:t xml:space="preserve"> CATIA V5, Siemens NX, PTC Creo, AutoCAD, reverse engineering, GD&amp;T (ISO 1101), Body-in-White structural design, EV component layout</w:t>
+        <w:t xml:space="preserve"> CATIA V5 · Siemens NX · PTC Creo · AutoCAD · Reverse engineering · GD&amp;T (ISO 1101) · Automotive body and EV component design · Concept sketching and CAD rendering · Training and mentoring</w:t>
       </w:r>
     </w:p>
     <w:p>
@@ -328,11 +328,11 @@
         <w:rPr>
           <w:rStyle w:val="B"/>
         </w:rPr>
-        <w:t>Materials Characterisation:</w:t>
-      </w:r>
-      <w:r>
-        <w:rPr/>
-        <w:t xml:space="preserve"> Metallography (sectioning, mounting, grinding, polishing, etching), optical microscopy, Scanning Electron Microscopy (SEM), Atomic Force Microscopy (AFM), areal profilometry (KEYENCE VR-3100), tactile roughness metrology (MarSurf M400), porosity quantification, micro-CT, grain morphology analysis</w:t>
+        <w:t>Laboratory Analysis:</w:t>
+      </w:r>
+      <w:r>
+        <w:rPr/>
+        <w:t xml:space="preserve"> Sample preparation and metallography · Optical and scanning electron microscopy (SEM) · Atomic force microscopy (AFM) · Surface measurement (KEYENCE VR-3100, MarSurf M400) · Dilatometry and TMA (NETZSCH DIL 402, METTLER TOLEDO) · Heat treatment · Porosity and grain analysis · Micro-CT</w:t>
       </w:r>
     </w:p>
     <w:p>
@@ -347,11 +347,11 @@
         <w:rPr>
           <w:rStyle w:val="B"/>
         </w:rPr>
-        <w:t>Software and Systems:</w:t>
-      </w:r>
-      <w:r>
-        <w:rPr/>
-        <w:t xml:space="preserve"> Autodesk Netfabb, Autodesk Machine Control Framework (AMCF), Materialise Magics, ZEISS ZEN Core, Minitab, Python (foundation), machine learning fundamentals</w:t>
+        <w:t>Software:</w:t>
+      </w:r>
+      <w:r>
+        <w:rPr/>
+        <w:t xml:space="preserve"> Autodesk Netfabb and Machine Control Framework · Materialise Magics · ZEISS ZEN Core · Python · Machine learning fundamentals</w:t>
       </w:r>
     </w:p>
     <w:p>
@@ -366,11 +366,11 @@
         <w:rPr>
           <w:rStyle w:val="B"/>
         </w:rPr>
-        <w:t>Manufacturing and Delivery:</w:t>
-      </w:r>
-      <w:r>
-        <w:rPr/>
-        <w:t xml:space="preserve"> 4-axis CNC machining and CAM, toolpath optimisation, process qualification, technical documentation, R&amp;D project coordination, training and mentoring</w:t>
+        <w:t>Manufacturing:</w:t>
+      </w:r>
+      <w:r>
+        <w:rPr/>
+        <w:t xml:space="preserve"> 4-axis CNC machining and CAM · Toolpath optimisation · Process qualification · Technical documentation · Project coordination</w:t>
       </w:r>
     </w:p>
     <w:p>
@@ -401,7 +401,7 @@
       </w:pPr>
       <w:r>
         <w:rPr/>
-        <w:t>Academic Research Assistant — PBF-LB/M Process Development</w:t>
+        <w:t>Academic Research Assistant, Metal 3D Printing</w:t>
         <w:tab/>
         <w:t>09/2023 – 03/2024</w:t>
       </w:r>
@@ -417,115 +417,97 @@
       </w:pPr>
       <w:r>
         <w:rPr/>
-        <w:t>Hochschule Aalen, LaserApplication Center (LAZ), Aalen, Germany — SmartPro / Smart-ADD research programme</w:t>
-      </w:r>
-    </w:p>
-    <w:p>
-      <w:pPr>
-        <w:pStyle w:val="Bul"/>
-        <w:bidi w:val="0"/>
-        <w:spacing w:before="0" w:after="28"/>
-        <w:ind w:hanging="255" w:left="255"/>
-        <w:jc w:val="both"/>
-        <w:rPr/>
-      </w:pPr>
-      <w:r>
-        <w:rPr/>
-        <w:t xml:space="preserve">• </w:t>
-      </w:r>
-      <w:r>
-        <w:rPr/>
-        <w:t>Owned the FeSi6.5 process development end to end, from powder to a documented, reproducible parameter window; results published in Procedia CIRP (2024).</w:t>
-      </w:r>
-    </w:p>
-    <w:p>
-      <w:pPr>
-        <w:pStyle w:val="Bul"/>
-        <w:bidi w:val="0"/>
-        <w:spacing w:before="0" w:after="28"/>
-        <w:ind w:hanging="255" w:left="255"/>
-        <w:jc w:val="both"/>
-        <w:rPr/>
-      </w:pPr>
-      <w:r>
-        <w:rPr/>
-        <w:t xml:space="preserve">• </w:t>
-      </w:r>
-      <w:r>
-        <w:rPr/>
-        <w:t>Ran parameter campaigns across three experimental phases and more than 30 combinations, spanning 78–208 J/mm³ volumetric energy density.</w:t>
-      </w:r>
-    </w:p>
-    <w:p>
-      <w:pPr>
-        <w:pStyle w:val="Bul"/>
-        <w:bidi w:val="0"/>
-        <w:spacing w:before="0" w:after="28"/>
-        <w:ind w:hanging="255" w:left="255"/>
-        <w:jc w:val="both"/>
-        <w:rPr/>
-      </w:pPr>
-      <w:r>
-        <w:rPr/>
-        <w:t xml:space="preserve">• </w:t>
-      </w:r>
-      <w:r>
-        <w:rPr/>
-        <w:t>Separated two effects the field routinely conflates: molten-metal edge deposition scales with power intensity, while remelting depth scales with areal energy intensity. Controlling them independently is what made a stable window achievable.</w:t>
-      </w:r>
-    </w:p>
-    <w:p>
-      <w:pPr>
-        <w:pStyle w:val="Bul"/>
-        <w:bidi w:val="0"/>
-        <w:spacing w:before="0" w:after="28"/>
-        <w:ind w:hanging="255" w:left="255"/>
-        <w:jc w:val="both"/>
-        <w:rPr/>
-      </w:pPr>
-      <w:r>
-        <w:rPr/>
-        <w:t xml:space="preserve">• </w:t>
-      </w:r>
-      <w:r>
-        <w:rPr/>
-        <w:t>Performed all characterisation personally — metallography, optical microscopy to 500×, SEM, areal profilometry and tactile roughness metrology — with no external lab dependency.</w:t>
-      </w:r>
-    </w:p>
-    <w:p>
-      <w:pPr>
-        <w:pStyle w:val="Bul"/>
-        <w:bidi w:val="0"/>
-        <w:spacing w:before="0" w:after="28"/>
-        <w:ind w:hanging="255" w:left="255"/>
-        <w:jc w:val="both"/>
-        <w:rPr/>
-      </w:pPr>
-      <w:r>
-        <w:rPr/>
-        <w:t xml:space="preserve">• </w:t>
-      </w:r>
-      <w:r>
-        <w:rPr/>
-        <w:t>Completed the inlet gas circulation system begun as a working student — added build platform heating for grain-structure control, manufactured, integrated and commissioned it on the ALC2. It then carried the entire thesis campaign and the resulting publication.</w:t>
-      </w:r>
-    </w:p>
-    <w:p>
-      <w:pPr>
-        <w:pStyle w:val="Bul"/>
-        <w:bidi w:val="0"/>
-        <w:spacing w:before="0" w:after="28"/>
-        <w:ind w:hanging="255" w:left="255"/>
-        <w:jc w:val="both"/>
-        <w:rPr/>
-      </w:pPr>
-      <w:r>
-        <w:rPr/>
-        <w:t xml:space="preserve">• </w:t>
-      </w:r>
-      <w:r>
-        <w:rPr/>
-        <w:t>Coordinated planning and data exchange with external research partners; delivered every project milestone on schedule.</w:t>
+        <w:t>Hochschule Aalen (Aalen University), LaserApplication Center, Germany. SmartPro / Smart-ADD research programme</w:t>
+      </w:r>
+    </w:p>
+    <w:p>
+      <w:pPr>
+        <w:pStyle w:val="Bul"/>
+        <w:bidi w:val="0"/>
+        <w:spacing w:before="0" w:after="28"/>
+        <w:ind w:hanging="255" w:left="255"/>
+        <w:jc w:val="both"/>
+        <w:rPr/>
+      </w:pPr>
+      <w:r>
+        <w:rPr/>
+        <w:t xml:space="preserve">• </w:t>
+      </w:r>
+      <w:r>
+        <w:rPr/>
+        <w:t>Led process development for a brittle magnetic alloy from first trials to a documented, repeatable production window. Results published in a peer-reviewed journal.</w:t>
+      </w:r>
+    </w:p>
+    <w:p>
+      <w:pPr>
+        <w:pStyle w:val="Bul"/>
+        <w:bidi w:val="0"/>
+        <w:spacing w:before="0" w:after="28"/>
+        <w:ind w:hanging="255" w:left="255"/>
+        <w:jc w:val="both"/>
+        <w:rPr/>
+      </w:pPr>
+      <w:r>
+        <w:rPr/>
+        <w:t xml:space="preserve">• </w:t>
+      </w:r>
+      <w:r>
+        <w:rPr/>
+        <w:t>Ran more than 30 structured experiments across three phases to map how laser settings drive part quality.</w:t>
+      </w:r>
+    </w:p>
+    <w:p>
+      <w:pPr>
+        <w:pStyle w:val="Bul"/>
+        <w:bidi w:val="0"/>
+        <w:spacing w:before="0" w:after="28"/>
+        <w:ind w:hanging="255" w:left="255"/>
+        <w:jc w:val="both"/>
+        <w:rPr/>
+      </w:pPr>
+      <w:r>
+        <w:rPr/>
+        <w:t xml:space="preserve">• </w:t>
+      </w:r>
+      <w:r>
+        <w:rPr/>
+        <w:t>Carried out all laboratory analysis myself, from sample preparation through microscopy to surface measurement, with no external lab required.</w:t>
+      </w:r>
+    </w:p>
+    <w:p>
+      <w:pPr>
+        <w:pStyle w:val="Bul"/>
+        <w:bidi w:val="0"/>
+        <w:spacing w:before="0" w:after="28"/>
+        <w:ind w:hanging="255" w:left="255"/>
+        <w:jc w:val="both"/>
+        <w:rPr/>
+      </w:pPr>
+      <w:r>
+        <w:rPr/>
+        <w:t xml:space="preserve">• </w:t>
+      </w:r>
+      <w:r>
+        <w:rPr/>
+        <w:t>Completed the gas-flow system begun in my working student role, adding platform heating before building, installing and commissioning it.</w:t>
+      </w:r>
+    </w:p>
+    <w:p>
+      <w:pPr>
+        <w:pStyle w:val="Bul"/>
+        <w:bidi w:val="0"/>
+        <w:spacing w:before="0" w:after="28"/>
+        <w:ind w:hanging="255" w:left="255"/>
+        <w:jc w:val="both"/>
+        <w:rPr/>
+      </w:pPr>
+      <w:r>
+        <w:rPr/>
+        <w:t xml:space="preserve">• </w:t>
+      </w:r>
+      <w:r>
+        <w:rPr/>
+        <w:t>Coordinated with external research partners and delivered every milestone on schedule.</w:t>
       </w:r>
     </w:p>
     <w:p>
@@ -539,7 +521,7 @@
       </w:pPr>
       <w:r>
         <w:rPr/>
-        <w:t>Working Student — Metal Additive Manufacturing</w:t>
+        <w:t>Working Student, Metal 3D Printing</w:t>
         <w:tab/>
         <w:t>05/2023 – 08/2023</w:t>
       </w:r>
@@ -555,61 +537,61 @@
       </w:pPr>
       <w:r>
         <w:rPr/>
-        <w:t>Hochschule Aalen, LaserApplication Center (LAZ), Aalen, Germany</w:t>
-      </w:r>
-    </w:p>
-    <w:p>
-      <w:pPr>
-        <w:pStyle w:val="Bul"/>
-        <w:bidi w:val="0"/>
-        <w:spacing w:before="0" w:after="28"/>
-        <w:ind w:hanging="255" w:left="255"/>
-        <w:jc w:val="both"/>
-        <w:rPr/>
-      </w:pPr>
-      <w:r>
-        <w:rPr/>
-        <w:t xml:space="preserve">• </w:t>
-      </w:r>
-      <w:r>
-        <w:rPr/>
-        <w:t>Began the inlet gas circulation system for the ALC2 research machine: requirements, CATIA V5 nozzle and diffuser geometry, and ANSYS Fluent flow analysis to eliminate the recirculation zones where spatter settles back onto the powder bed. Carried through to manufacture and commissioning in the research assistant role that followed.</w:t>
-      </w:r>
-    </w:p>
-    <w:p>
-      <w:pPr>
-        <w:pStyle w:val="Bul"/>
-        <w:bidi w:val="0"/>
-        <w:spacing w:before="0" w:after="28"/>
-        <w:ind w:hanging="255" w:left="255"/>
-        <w:jc w:val="both"/>
-        <w:rPr/>
-      </w:pPr>
-      <w:r>
-        <w:rPr/>
-        <w:t xml:space="preserve">• </w:t>
-      </w:r>
-      <w:r>
-        <w:rPr/>
-        <w:t>Operated PBF-LB/M systems across the full workflow: CAD, CFD, build preparation, machine operation, post-processing and material evaluation.</w:t>
-      </w:r>
-    </w:p>
-    <w:p>
-      <w:pPr>
-        <w:pStyle w:val="Bul"/>
-        <w:bidi w:val="0"/>
-        <w:spacing w:before="0" w:after="28"/>
-        <w:ind w:hanging="255" w:left="255"/>
-        <w:jc w:val="both"/>
-        <w:rPr/>
-      </w:pPr>
-      <w:r>
-        <w:rPr/>
-        <w:t xml:space="preserve">• </w:t>
-      </w:r>
-      <w:r>
-        <w:rPr/>
-        <w:t>Reduced failed builds through improved support strategy and build-parameter selection on complex metallic geometries.</w:t>
+        <w:t>Hochschule Aalen (Aalen University), LaserApplication Center, Germany</w:t>
+      </w:r>
+    </w:p>
+    <w:p>
+      <w:pPr>
+        <w:pStyle w:val="Bul"/>
+        <w:bidi w:val="0"/>
+        <w:spacing w:before="0" w:after="28"/>
+        <w:ind w:hanging="255" w:left="255"/>
+        <w:jc w:val="both"/>
+        <w:rPr/>
+      </w:pPr>
+      <w:r>
+        <w:rPr/>
+        <w:t xml:space="preserve">• </w:t>
+      </w:r>
+      <w:r>
+        <w:rPr/>
+        <w:t>Started the gas-flow system project: gathered requirements, designed the parts in CATIA V5 and tested the design by flow simulation in ANSYS.</w:t>
+      </w:r>
+    </w:p>
+    <w:p>
+      <w:pPr>
+        <w:pStyle w:val="Bul"/>
+        <w:bidi w:val="0"/>
+        <w:spacing w:before="0" w:after="28"/>
+        <w:ind w:hanging="255" w:left="255"/>
+        <w:jc w:val="both"/>
+        <w:rPr/>
+      </w:pPr>
+      <w:r>
+        <w:rPr/>
+        <w:t xml:space="preserve">• </w:t>
+      </w:r>
+      <w:r>
+        <w:rPr/>
+        <w:t>Ran metal 3D printers end to end, covering design, build preparation, machine operation, finishing and inspection.</w:t>
+      </w:r>
+    </w:p>
+    <w:p>
+      <w:pPr>
+        <w:pStyle w:val="Bul"/>
+        <w:bidi w:val="0"/>
+        <w:spacing w:before="0" w:after="28"/>
+        <w:ind w:hanging="255" w:left="255"/>
+        <w:jc w:val="both"/>
+        <w:rPr/>
+      </w:pPr>
+      <w:r>
+        <w:rPr/>
+        <w:t xml:space="preserve">• </w:t>
+      </w:r>
+      <w:r>
+        <w:rPr/>
+        <w:t>Reduced failed builds through better support design and machine settings.</w:t>
       </w:r>
     </w:p>
     <w:p>
@@ -623,7 +605,7 @@
       </w:pPr>
       <w:r>
         <w:rPr/>
-        <w:t>Application Engineer — CAD / CAE</w:t>
+        <w:t>Application Engineer, CAD / CAE</w:t>
         <w:tab/>
         <w:t>03/2022 – 09/2022</w:t>
       </w:r>
@@ -657,43 +639,25 @@
       </w:r>
       <w:r>
         <w:rPr/>
-        <w:t>Specialised in automotive Body-in-White structural design, EV component layout, GD&amp;T and reverse engineering.</w:t>
-      </w:r>
-    </w:p>
-    <w:p>
-      <w:pPr>
-        <w:pStyle w:val="Bul"/>
-        <w:bidi w:val="0"/>
-        <w:spacing w:before="0" w:after="28"/>
-        <w:ind w:hanging="255" w:left="255"/>
-        <w:jc w:val="both"/>
-        <w:rPr/>
-      </w:pPr>
-      <w:r>
-        <w:rPr/>
-        <w:t xml:space="preserve">• </w:t>
-      </w:r>
-      <w:r>
-        <w:rPr/>
-        <w:t>Trained and mentored over 100 engineers and students across CATIA V5, Siemens NX, PTC Creo, ANSYS and AutoCAD.</w:t>
-      </w:r>
-    </w:p>
-    <w:p>
-      <w:pPr>
-        <w:pStyle w:val="Bul"/>
-        <w:bidi w:val="0"/>
-        <w:spacing w:before="0" w:after="28"/>
-        <w:ind w:hanging="255" w:left="255"/>
-        <w:jc w:val="both"/>
-        <w:rPr/>
-      </w:pPr>
-      <w:r>
-        <w:rPr/>
-        <w:t xml:space="preserve">• </w:t>
-      </w:r>
-      <w:r>
-        <w:rPr/>
-        <w:t>Provided design consultation and manufacturing-feasibility review on client projects.</w:t>
+        <w:t>Trained and mentored over 100 engineers and students in CATIA V5, Siemens NX, PTC Creo, ANSYS and AutoCAD.</w:t>
+      </w:r>
+    </w:p>
+    <w:p>
+      <w:pPr>
+        <w:pStyle w:val="Bul"/>
+        <w:bidi w:val="0"/>
+        <w:spacing w:before="0" w:after="28"/>
+        <w:ind w:hanging="255" w:left="255"/>
+        <w:jc w:val="both"/>
+        <w:rPr/>
+      </w:pPr>
+      <w:r>
+        <w:rPr/>
+        <w:t xml:space="preserve">• </w:t>
+      </w:r>
+      <w:r>
+        <w:rPr/>
+        <w:t>Designed automotive body structures and electric-vehicle components, and advised clients on whether their designs could be manufactured.</w:t>
       </w:r>
     </w:p>
     <w:p>
@@ -707,7 +671,7 @@
       </w:pPr>
       <w:r>
         <w:rPr/>
-        <w:t>CAD / CAM Engineer — CNC Manufacturing</w:t>
+        <w:t>CAD / CAM Engineer, CNC Manufacturing</w:t>
         <w:tab/>
         <w:t>06/2021 – 02/2022</w:t>
       </w:r>
@@ -741,43 +705,43 @@
       </w:r>
       <w:r>
         <w:rPr/>
-        <w:t>Programmed and operated 4-axis CNC machining centres for precision automotive components.</w:t>
-      </w:r>
-    </w:p>
-    <w:p>
-      <w:pPr>
-        <w:pStyle w:val="Bul"/>
-        <w:bidi w:val="0"/>
-        <w:spacing w:before="0" w:after="28"/>
-        <w:ind w:hanging="255" w:left="255"/>
-        <w:jc w:val="both"/>
-        <w:rPr/>
-      </w:pPr>
-      <w:r>
-        <w:rPr/>
-        <w:t xml:space="preserve">• </w:t>
-      </w:r>
-      <w:r>
-        <w:rPr/>
-        <w:t>Reproduced complex legacy parts from physical samples by reverse engineering.</w:t>
-      </w:r>
-    </w:p>
-    <w:p>
-      <w:pPr>
-        <w:pStyle w:val="Bul"/>
-        <w:bidi w:val="0"/>
-        <w:spacing w:before="0" w:after="28"/>
-        <w:ind w:hanging="255" w:left="255"/>
-        <w:jc w:val="both"/>
-        <w:rPr/>
-      </w:pPr>
-      <w:r>
-        <w:rPr/>
-        <w:t xml:space="preserve">• </w:t>
-      </w:r>
-      <w:r>
-        <w:rPr/>
-        <w:t>Optimised toolpath strategies (feed rate, depth of cut, tool selection), raising throughput and reducing scrap.</w:t>
+        <w:t>Programmed and operated 4-axis CNC machines producing precision automotive parts.</w:t>
+      </w:r>
+    </w:p>
+    <w:p>
+      <w:pPr>
+        <w:pStyle w:val="Bul"/>
+        <w:bidi w:val="0"/>
+        <w:spacing w:before="0" w:after="28"/>
+        <w:ind w:hanging="255" w:left="255"/>
+        <w:jc w:val="both"/>
+        <w:rPr/>
+      </w:pPr>
+      <w:r>
+        <w:rPr/>
+        <w:t xml:space="preserve">• </w:t>
+      </w:r>
+      <w:r>
+        <w:rPr/>
+        <w:t>Recreated legacy parts from physical samples by reverse engineering.</w:t>
+      </w:r>
+    </w:p>
+    <w:p>
+      <w:pPr>
+        <w:pStyle w:val="Bul"/>
+        <w:bidi w:val="0"/>
+        <w:spacing w:before="0" w:after="28"/>
+        <w:ind w:hanging="255" w:left="255"/>
+        <w:jc w:val="both"/>
+        <w:rPr/>
+      </w:pPr>
+      <w:r>
+        <w:rPr/>
+        <w:t xml:space="preserve">• </w:t>
+      </w:r>
+      <w:r>
+        <w:rPr/>
+        <w:t>Improved cutting strategies to raise output and reduce material waste.</w:t>
       </w:r>
     </w:p>
     <w:p>
@@ -824,43 +788,61 @@
       </w:pPr>
       <w:r>
         <w:rPr/>
-        <w:t>Hochschule Aalen (Aalen University), Faculty of Mechanical Engineering and Materials Technology, Germany</w:t>
-      </w:r>
-    </w:p>
-    <w:p>
-      <w:pPr>
-        <w:pStyle w:val="Bul"/>
-        <w:bidi w:val="0"/>
-        <w:spacing w:before="0" w:after="28"/>
-        <w:ind w:hanging="255" w:left="255"/>
-        <w:jc w:val="both"/>
-        <w:rPr/>
-      </w:pPr>
-      <w:r>
-        <w:rPr/>
-        <w:t xml:space="preserve">• </w:t>
-      </w:r>
-      <w:r>
-        <w:rPr/>
-        <w:t>Final grade 2.7 (German scale: 1.0 excellent, 4.0 pass). Focus: metal additive manufacturing, powder metallurgy, materials characterisation, soft magnetic alloys.</w:t>
-      </w:r>
-    </w:p>
-    <w:p>
-      <w:pPr>
-        <w:pStyle w:val="Bul"/>
-        <w:bidi w:val="0"/>
-        <w:spacing w:before="0" w:after="28"/>
-        <w:ind w:hanging="255" w:left="255"/>
-        <w:jc w:val="both"/>
-        <w:rPr/>
-      </w:pPr>
-      <w:r>
-        <w:rPr/>
-        <w:t xml:space="preserve">• </w:t>
-      </w:r>
-      <w:r>
-        <w:rPr/>
-        <w:t>Thesis: Optimization of Layer Surface Topography in FeSi6.5 Soft Magnetic Components Through In-Process Laser Remelting in PBF-LB/M. Supervisors: Prof. Dr. Harald Riegel, Prof. Dr. Dagmar Goll.</w:t>
+        <w:t>Hochschule Aalen (Aalen University), Germany. Final grade 2.7 (German scale: 1.0 best, 4.0 pass)</w:t>
+      </w:r>
+    </w:p>
+    <w:p>
+      <w:pPr>
+        <w:pStyle w:val="Bul"/>
+        <w:bidi w:val="0"/>
+        <w:spacing w:before="0" w:after="28"/>
+        <w:ind w:hanging="255" w:left="255"/>
+        <w:jc w:val="both"/>
+        <w:rPr/>
+      </w:pPr>
+      <w:r>
+        <w:rPr/>
+        <w:t xml:space="preserve">• </w:t>
+      </w:r>
+      <w:r>
+        <w:rPr/>
+        <w:t>Focus: metal 3D printing, powder metallurgy, materials analysis and magnetic alloys.</w:t>
+      </w:r>
+    </w:p>
+    <w:p>
+      <w:pPr>
+        <w:pStyle w:val="Bul"/>
+        <w:bidi w:val="0"/>
+        <w:spacing w:before="0" w:after="28"/>
+        <w:ind w:hanging="255" w:left="255"/>
+        <w:jc w:val="both"/>
+        <w:rPr/>
+      </w:pPr>
+      <w:r>
+        <w:rPr/>
+        <w:t xml:space="preserve">• </w:t>
+      </w:r>
+      <w:r>
+        <w:rPr/>
+        <w:t>Thesis: improving the surface quality of 3D-printed FeSi6.5 magnetic components through in-process laser remelting. Supervisors: Prof. Dr. Harald Riegel, Prof. Dr. Dagmar Goll.</w:t>
+      </w:r>
+    </w:p>
+    <w:p>
+      <w:pPr>
+        <w:pStyle w:val="Bul"/>
+        <w:bidi w:val="0"/>
+        <w:spacing w:before="0" w:after="28"/>
+        <w:ind w:hanging="255" w:left="255"/>
+        <w:jc w:val="both"/>
+        <w:rPr/>
+      </w:pPr>
+      <w:r>
+        <w:rPr/>
+        <w:t xml:space="preserve">• </w:t>
+      </w:r>
+      <w:r>
+        <w:rPr/>
+        <w:t>Minor project: thermal expansion of 3D-printed AlSi10Mg with and without heat treatment, motivated by hinge clearances on satellite solar arrays. Designed a 30-specimen geometry matrix, ran the heat treatment at 300 °C, and measured expansion to 400 °C by dilatometry and TMA. Printed on an SLM 280HL. Two-person project with Anusha Arulalan; I led specimen design, heat treatment and the dilatometry campaign. Supervisor: Prof. Dr. Markus Merkel.</w:t>
       </w:r>
     </w:p>
     <w:p>
@@ -890,25 +872,25 @@
       </w:pPr>
       <w:r>
         <w:rPr/>
-        <w:t>Jeppiaar Institute of Technology, Chennai, India — CGPA 8.5 / 10</w:t>
-      </w:r>
-    </w:p>
-    <w:p>
-      <w:pPr>
-        <w:pStyle w:val="Bul"/>
-        <w:bidi w:val="0"/>
-        <w:spacing w:before="0" w:after="28"/>
-        <w:ind w:hanging="255" w:left="255"/>
-        <w:jc w:val="both"/>
-        <w:rPr/>
-      </w:pPr>
-      <w:r>
-        <w:rPr/>
-        <w:t xml:space="preserve">• </w:t>
-      </w:r>
-      <w:r>
-        <w:rPr/>
-        <w:t>Thesis (lead author): porosity minimisation in DMLS cobalt-chromium for medical implants. A Taguchi L9 array over laser power, scan speed and hatch spacing identified scan speed as the dominant factor and reached 2.8% porosity against a 27.06% worst case, in 9 runs instead of 27.</w:t>
+        <w:t>Jeppiaar Institute of Technology, Chennai, India. CGPA 8.5 / 10 (Indian scale, 10 best)</w:t>
+      </w:r>
+    </w:p>
+    <w:p>
+      <w:pPr>
+        <w:pStyle w:val="Bul"/>
+        <w:bidi w:val="0"/>
+        <w:spacing w:before="0" w:after="28"/>
+        <w:ind w:hanging="255" w:left="255"/>
+        <w:jc w:val="both"/>
+        <w:rPr/>
+      </w:pPr>
+      <w:r>
+        <w:rPr/>
+        <w:t xml:space="preserve">• </w:t>
+      </w:r>
+      <w:r>
+        <w:rPr/>
+        <w:t>Thesis (lead author): reducing porosity in 3D-printed cobalt-chromium for medical implants. A structured Taguchi study identified scan speed as the deciding factor and cut porosity to 2.8%, using 9 experiments instead of 27.</w:t>
       </w:r>
     </w:p>
     <w:p>
@@ -938,7 +920,7 @@
       </w:pPr>
       <w:r>
         <w:rPr/>
-        <w:t>Hofele M., Antony H., Kolb D., Riegel H. (2024). Production of soft magnetic FeSi6.5 parts with precise layer topography using integrated laser remelting at PBF-LB/M to induce multi-material lamination. Procedia CIRP, Volume 124, pages 6–11. DOI: 10.1016/j.procir.2024.08.060</w:t>
+        <w:t>Hofele M., Antony H., Kolb D., Riegel H. (2024). Production of soft magnetic FeSi6.5 parts with precise layer topography using integrated laser remelting at PBF-LB/M to induce multi-material lamination. Procedia CIRP, Volume 124, pages 6 to 11. DOI: 10.1016/j.procir.2024.08.060</w:t>
       </w:r>
     </w:p>
     <w:p>
@@ -968,7 +950,7 @@
       </w:pPr>
       <w:r>
         <w:rPr/>
-        <w:t>Independent Study — AI and Machine Learning for Manufacturing (2025 – present). Self-directed work in machine learning, data analysis and Python, aimed at in-process monitoring, defect detection and quality prediction — the direct continuation of the real-time melt-pool monitoring identified as future work in my thesis.</w:t>
+        <w:t>Independent Study in AI and Machine Learning for Manufacturing (2025 to present). Self-directed work in machine learning, data analysis and Python, applied to monitoring 3D-printing quality in real time. This is the next step identified in my thesis.</w:t>
       </w:r>
     </w:p>
     <w:p>
@@ -985,79 +967,61 @@
       </w:pPr>
       <w:r>
         <w:rPr/>
-        <w:t>CERTIFICATIONS</w:t>
-      </w:r>
-    </w:p>
-    <w:p>
-      <w:pPr>
-        <w:pStyle w:val="Bul"/>
-        <w:bidi w:val="0"/>
-        <w:spacing w:before="0" w:after="28"/>
-        <w:ind w:hanging="255" w:left="255"/>
-        <w:jc w:val="both"/>
-        <w:rPr/>
-      </w:pPr>
-      <w:r>
-        <w:rPr/>
-        <w:t xml:space="preserve">• </w:t>
-      </w:r>
-      <w:r>
-        <w:rPr/>
-        <w:t>Applied Ergonomics — NPTEL / IIT Madras, 2020</w:t>
-      </w:r>
-    </w:p>
-    <w:p>
-      <w:pPr>
-        <w:pStyle w:val="Bul"/>
-        <w:bidi w:val="0"/>
-        <w:spacing w:before="0" w:after="28"/>
-        <w:ind w:hanging="255" w:left="255"/>
-        <w:jc w:val="both"/>
-        <w:rPr/>
-      </w:pPr>
-      <w:r>
-        <w:rPr/>
-        <w:t xml:space="preserve">• </w:t>
-      </w:r>
-      <w:r>
-        <w:rPr/>
-        <w:t>CAE and CFD using ANSYS — CIPET, Chennai, 2019</w:t>
-      </w:r>
-    </w:p>
-    <w:p>
-      <w:pPr>
-        <w:pStyle w:val="Bul"/>
-        <w:bidi w:val="0"/>
-        <w:spacing w:before="0" w:after="28"/>
-        <w:ind w:hanging="255" w:left="255"/>
-        <w:jc w:val="both"/>
-        <w:rPr/>
-      </w:pPr>
-      <w:r>
-        <w:rPr/>
-        <w:t xml:space="preserve">• </w:t>
-      </w:r>
-      <w:r>
-        <w:rPr/>
-        <w:t>CAD/CAM using PTC Creo — CIPET, Chennai, 2019</w:t>
-      </w:r>
-    </w:p>
-    <w:p>
-      <w:pPr>
-        <w:pStyle w:val="Bul"/>
-        <w:bidi w:val="0"/>
-        <w:spacing w:before="0" w:after="28"/>
-        <w:ind w:hanging="255" w:left="255"/>
-        <w:jc w:val="both"/>
-        <w:rPr/>
-      </w:pPr>
-      <w:r>
-        <w:rPr/>
-        <w:t xml:space="preserve">• </w:t>
-      </w:r>
-      <w:r>
-        <w:rPr/>
-        <w:t>CAD/CAM using CATIA V5 — CIPET, Chennai, 2019</w:t>
+        <w:t>BEYOND ENGINEERING</w:t>
+      </w:r>
+    </w:p>
+    <w:p>
+      <w:pPr>
+        <w:pStyle w:val="Bul"/>
+        <w:bidi w:val="0"/>
+        <w:spacing w:before="0" w:after="28"/>
+        <w:ind w:hanging="255" w:left="255"/>
+        <w:jc w:val="both"/>
+        <w:rPr/>
+      </w:pPr>
+      <w:r>
+        <w:rPr/>
+        <w:t xml:space="preserve">• </w:t>
+      </w:r>
+      <w:r>
+        <w:rPr/>
+        <w:t>Volunteer, German Red Cross, 30 hours (2022/23), through the CONTRIBUTE programme of Aalen University's International Relations Office.</w:t>
+      </w:r>
+    </w:p>
+    <w:p>
+      <w:pPr>
+        <w:pStyle w:val="Bul"/>
+        <w:bidi w:val="0"/>
+        <w:spacing w:before="0" w:after="28"/>
+        <w:ind w:hanging="255" w:left="255"/>
+        <w:jc w:val="both"/>
+        <w:rPr/>
+      </w:pPr>
+      <w:r>
+        <w:rPr/>
+        <w:t xml:space="preserve">• </w:t>
+      </w:r>
+      <w:r>
+        <w:rPr/>
+        <w:t>Student Coordinator, TECH AGRONA 2K20 national project expo, Jeppiaar Institute of Technology.</w:t>
+      </w:r>
+    </w:p>
+    <w:p>
+      <w:pPr>
+        <w:pStyle w:val="Bul"/>
+        <w:bidi w:val="0"/>
+        <w:spacing w:before="0" w:after="28"/>
+        <w:ind w:hanging="255" w:left="255"/>
+        <w:jc w:val="both"/>
+        <w:rPr/>
+      </w:pPr>
+      <w:r>
+        <w:rPr/>
+        <w:t xml:space="preserve">• </w:t>
+      </w:r>
+      <w:r>
+        <w:rPr/>
+        <w:t>SAE reverse engineering workshop. Automotive Styling Boot Camp, 80 hours in sketching, digital sculpting, rendering and surface modelling.</w:t>
       </w:r>
     </w:p>
     <w:p>
@@ -1074,6 +1038,95 @@
       </w:pPr>
       <w:r>
         <w:rPr/>
+        <w:t>CERTIFICATIONS</w:t>
+      </w:r>
+    </w:p>
+    <w:p>
+      <w:pPr>
+        <w:pStyle w:val="Bul"/>
+        <w:bidi w:val="0"/>
+        <w:spacing w:before="0" w:after="28"/>
+        <w:ind w:hanging="255" w:left="255"/>
+        <w:jc w:val="both"/>
+        <w:rPr/>
+      </w:pPr>
+      <w:r>
+        <w:rPr/>
+        <w:t xml:space="preserve">• </w:t>
+      </w:r>
+      <w:r>
+        <w:rPr/>
+        <w:t>Applied Ergonomics. NPTEL / IIT Madras, 2020</w:t>
+      </w:r>
+    </w:p>
+    <w:p>
+      <w:pPr>
+        <w:pStyle w:val="Bul"/>
+        <w:bidi w:val="0"/>
+        <w:spacing w:before="0" w:after="28"/>
+        <w:ind w:hanging="255" w:left="255"/>
+        <w:jc w:val="both"/>
+        <w:rPr/>
+      </w:pPr>
+      <w:r>
+        <w:rPr/>
+        <w:t xml:space="preserve">• </w:t>
+      </w:r>
+      <w:r>
+        <w:rPr/>
+        <w:t>CAE and CFD using ANSYS. CIPET, Chennai, 2019</w:t>
+      </w:r>
+    </w:p>
+    <w:p>
+      <w:pPr>
+        <w:pStyle w:val="Bul"/>
+        <w:bidi w:val="0"/>
+        <w:spacing w:before="0" w:after="28"/>
+        <w:ind w:hanging="255" w:left="255"/>
+        <w:jc w:val="both"/>
+        <w:rPr/>
+      </w:pPr>
+      <w:r>
+        <w:rPr/>
+        <w:t xml:space="preserve">• </w:t>
+      </w:r>
+      <w:r>
+        <w:rPr/>
+        <w:t>CAD/CAM using PTC Creo. CIPET, Chennai, 2019</w:t>
+      </w:r>
+    </w:p>
+    <w:p>
+      <w:pPr>
+        <w:pStyle w:val="Bul"/>
+        <w:bidi w:val="0"/>
+        <w:spacing w:before="0" w:after="28"/>
+        <w:ind w:hanging="255" w:left="255"/>
+        <w:jc w:val="both"/>
+        <w:rPr/>
+      </w:pPr>
+      <w:r>
+        <w:rPr/>
+        <w:t xml:space="preserve">• </w:t>
+      </w:r>
+      <w:r>
+        <w:rPr/>
+        <w:t>CAD/CAM using CATIA V5. CIPET, Chennai, 2019</w:t>
+      </w:r>
+    </w:p>
+    <w:p>
+      <w:pPr>
+        <w:pStyle w:val="H2"/>
+        <w:keepNext w:val="true"/>
+        <w:pBdr>
+          <w:bottom w:val="single" w:sz="4" w:space="1" w:color="000000"/>
+        </w:pBdr>
+        <w:bidi w:val="0"/>
+        <w:spacing w:before="125" w:after="51"/>
+        <w:jc w:val="left"/>
+        <w:rPr/>
+      </w:pPr>
+      <w:r>
+        <w:rPr/>
         <w:t>LANGUAGES</w:t>
       </w:r>
     </w:p>
@@ -1092,43 +1145,43 @@
       </w:r>
       <w:r>
         <w:rPr/>
-        <w:t>English — C1 (Advanced). Language of my Master's study, thesis and publication.</w:t>
-      </w:r>
-    </w:p>
-    <w:p>
-      <w:pPr>
-        <w:pStyle w:val="Bul"/>
-        <w:bidi w:val="0"/>
-        <w:spacing w:before="0" w:after="28"/>
-        <w:ind w:hanging="255" w:left="255"/>
-        <w:jc w:val="both"/>
-        <w:rPr/>
-      </w:pPr>
-      <w:r>
-        <w:rPr/>
-        <w:t xml:space="preserve">• </w:t>
-      </w:r>
-      <w:r>
-        <w:rPr/>
-        <w:t>German — B1 (Intermediate); B2 examination scheduled before end of December 2026.</w:t>
-      </w:r>
-    </w:p>
-    <w:p>
-      <w:pPr>
-        <w:pStyle w:val="Bul"/>
-        <w:bidi w:val="0"/>
-        <w:spacing w:before="0" w:after="28"/>
-        <w:ind w:hanging="255" w:left="255"/>
-        <w:jc w:val="both"/>
-        <w:rPr/>
-      </w:pPr>
-      <w:r>
-        <w:rPr/>
-        <w:t xml:space="preserve">• </w:t>
-      </w:r>
-      <w:r>
-        <w:rPr/>
-        <w:t>Tamil — C2 (Native / Bilingual).</w:t>
+        <w:t>English: C1 (Advanced). Language of my Master's study, thesis and publication.</w:t>
+      </w:r>
+    </w:p>
+    <w:p>
+      <w:pPr>
+        <w:pStyle w:val="Bul"/>
+        <w:bidi w:val="0"/>
+        <w:spacing w:before="0" w:after="28"/>
+        <w:ind w:hanging="255" w:left="255"/>
+        <w:jc w:val="both"/>
+        <w:rPr/>
+      </w:pPr>
+      <w:r>
+        <w:rPr/>
+        <w:t xml:space="preserve">• </w:t>
+      </w:r>
+      <w:r>
+        <w:rPr/>
+        <w:t>German: B1 (Intermediate). B2 examination scheduled before end of December 2026.</w:t>
+      </w:r>
+    </w:p>
+    <w:p>
+      <w:pPr>
+        <w:pStyle w:val="Bul"/>
+        <w:bidi w:val="0"/>
+        <w:spacing w:before="0" w:after="28"/>
+        <w:ind w:hanging="255" w:left="255"/>
+        <w:jc w:val="both"/>
+        <w:rPr/>
+      </w:pPr>
+      <w:r>
+        <w:rPr/>
+        <w:t xml:space="preserve">• </w:t>
+      </w:r>
+      <w:r>
+        <w:rPr/>
+        <w:t>Tamil: C2 (Native / Bilingual).</w:t>
       </w:r>
     </w:p>
     <w:sectPr>

--- a/assets/Antony_Hubert_CV_2026.docx
+++ b/assets/Antony_Hubert_CV_2026.docx
@@ -453,25 +453,7 @@
       </w:r>
       <w:r>
         <w:rPr/>
-        <w:t>Ran more than 30 structured experiments across three phases to map how laser settings drive part quality.</w:t>
-      </w:r>
-    </w:p>
-    <w:p>
-      <w:pPr>
-        <w:pStyle w:val="Bul"/>
-        <w:bidi w:val="0"/>
-        <w:spacing w:before="0" w:after="28"/>
-        <w:ind w:hanging="255" w:left="255"/>
-        <w:jc w:val="both"/>
-        <w:rPr/>
-      </w:pPr>
-      <w:r>
-        <w:rPr/>
-        <w:t xml:space="preserve">• </w:t>
-      </w:r>
-      <w:r>
-        <w:rPr/>
-        <w:t>Carried out all laboratory analysis myself, from sample preparation through microscopy to surface measurement, with no external lab required.</w:t>
+        <w:t>Carried out all laboratory analysis myself, from sample preparation through microscopy to surface measurement, with no external lab required. Coordinated with the team to run the experiments and deliver everything on time.</w:t>
       </w:r>
     </w:p>
     <w:p>
@@ -490,24 +472,6 @@
       <w:r>
         <w:rPr/>
         <w:t>Completed the gas-flow system begun in my working student role, adding platform heating before building, installing and commissioning it.</w:t>
-      </w:r>
-    </w:p>
-    <w:p>
-      <w:pPr>
-        <w:pStyle w:val="Bul"/>
-        <w:bidi w:val="0"/>
-        <w:spacing w:before="0" w:after="28"/>
-        <w:ind w:hanging="255" w:left="255"/>
-        <w:jc w:val="both"/>
-        <w:rPr/>
-      </w:pPr>
-      <w:r>
-        <w:rPr/>
-        <w:t xml:space="preserve">• </w:t>
-      </w:r>
-      <w:r>
-        <w:rPr/>
-        <w:t>Coordinated with external research partners and delivered every milestone on schedule.</w:t>
       </w:r>
     </w:p>
     <w:p>

--- a/assets/Antony_Hubert_CV_2026.docx
+++ b/assets/Antony_Hubert_CV_2026.docx
@@ -53,10 +53,26 @@
         <w:jc w:val="left"/>
         <w:rPr/>
       </w:pPr>
-      <w:r>
-        <w:rPr/>
-        <w:t>+49 157 8344 2831 | antonyhubert03@gmail.com</w:t>
-      </w:r>
+      <w:hyperlink r:id="rId2">
+        <w:r>
+          <w:rPr>
+            <w:rStyle w:val="Hyperlink"/>
+          </w:rPr>
+          <w:t>+49 157 8344 2831</w:t>
+        </w:r>
+      </w:hyperlink>
+      <w:r>
+        <w:rPr/>
+        <w:t xml:space="preserve"> | </w:t>
+      </w:r>
+      <w:hyperlink r:id="rId3">
+        <w:r>
+          <w:rPr>
+            <w:rStyle w:val="Hyperlink"/>
+          </w:rPr>
+          <w:t>antonyhubert03@gmail.com</w:t>
+        </w:r>
+      </w:hyperlink>
     </w:p>
     <w:p>
       <w:pPr>
@@ -67,10 +83,26 @@
         <w:jc w:val="left"/>
         <w:rPr/>
       </w:pPr>
-      <w:r>
-        <w:rPr/>
-        <w:t>linkedin.com/in/antony-hubert | ihubertt.github.io/antonyhubert.github.io</w:t>
-      </w:r>
+      <w:hyperlink r:id="rId4">
+        <w:r>
+          <w:rPr>
+            <w:rStyle w:val="Hyperlink"/>
+          </w:rPr>
+          <w:t>linkedin.com/in/antony-hubert</w:t>
+        </w:r>
+      </w:hyperlink>
+      <w:r>
+        <w:rPr/>
+        <w:t xml:space="preserve"> | </w:t>
+      </w:r>
+      <w:hyperlink r:id="rId5">
+        <w:r>
+          <w:rPr>
+            <w:rStyle w:val="Hyperlink"/>
+          </w:rPr>
+          <w:t>ihubertt.github.io/antonyhubert.github.io</w:t>
+        </w:r>
+      </w:hyperlink>
     </w:p>
     <w:p>
       <w:pPr>
@@ -847,8 +879,16 @@
       </w:pPr>
       <w:r>
         <w:rPr/>
-        <w:t>Hofele M., Antony H., Kolb D., Riegel H. (2024). Production of soft magnetic FeSi6.5 parts with precise layer topography using integrated laser remelting at PBF-LB/M to induce multi-material lamination. Procedia CIRP, Volume 124, pages 6 to 11. DOI: 10.1016/j.procir.2024.08.060</w:t>
-      </w:r>
+        <w:t xml:space="preserve">Hofele M., Antony H., Kolb D., Riegel H. (2024). Production of soft magnetic FeSi6.5 parts with precise layer topography using integrated laser remelting at PBF-LB/M to induce multi-material lamination. Procedia CIRP, Volume 124, pages 6 to 11. DOI: </w:t>
+      </w:r>
+      <w:hyperlink r:id="rId6">
+        <w:r>
+          <w:rPr>
+            <w:rStyle w:val="Hyperlink"/>
+          </w:rPr>
+          <w:t>10.1016/j.procir.2024.08.060</w:t>
+        </w:r>
+      </w:hyperlink>
     </w:p>
     <w:p>
       <w:pPr>
@@ -1154,6 +1194,13 @@
     <w:qFormat/>
     <w:rPr>
       <w:b/>
+    </w:rPr>
+  </w:style>
+  <w:style w:type="character" w:styleId="Hyperlink">
+    <w:name w:val="Hyperlink"/>
+    <w:rPr>
+      <w:color w:val="000080"/>
+      <w:u w:val="single"/>
     </w:rPr>
   </w:style>
   <w:style w:type="paragraph" w:styleId="Heading">

--- a/assets/Antony_Hubert_CV_2026.docx
+++ b/assets/Antony_Hubert_CV_2026.docx
@@ -41,7 +41,7 @@
       </w:pPr>
       <w:r>
         <w:rPr/>
-        <w:t>Aalen, Germany | Open to relocation</w:t>
+        <w:t>73430 Aalen, Germany | Open to relocation</w:t>
       </w:r>
     </w:p>
     <w:p>
@@ -145,7 +145,7 @@
       </w:pPr>
       <w:r>
         <w:rPr/>
-        <w:t>Mechanical engineer with an M.Sc. in Advanced Materials and Manufacturing and a peer-reviewed publication in Procedia CIRP. I develop and qualify manufacturing processes from first trials through to a documented, repeatable production window, combining Design of Experiments, CAD, FEA and CFD with laboratory analysis I carry out myself. Experience spans metal additive manufacturing (PBF-LB/M), design in CATIA V5, Siemens NX and PTC Creo, simulation in ANSYS, and 4-axis CNC production. Based in Aalen and open to relocation.</w:t>
+        <w:t>Mechanical engineer with an M.Sc. in Advanced Materials and Manufacturing and a peer-reviewed publication in Procedia CIRP. I develop and qualify manufacturing processes from first trials through to a documented, repeatable production window, combining Design of Experiments, CAD, FEA and CFD with laboratory analysis I carry out myself. Experience spans metal additive manufacturing (PBF-LB/M), design in CATIA V5, Siemens NX and PTC Creo, simulation in ANSYS, and 4-axis CNC production. Based in 73430 Aalen and open to relocation.</w:t>
       </w:r>
     </w:p>
     <w:p>

--- a/assets/Antony_Hubert_CV_2026.docx
+++ b/assets/Antony_Hubert_CV_2026.docx
@@ -7,8 +7,8 @@
         <w:pStyle w:val="Name"/>
         <w:bidi w:val="0"/>
         <w:spacing w:before="0" w:after="23"/>
-        <w:ind w:right="0"/>
-        <w:jc w:val="left"/>
+        <w:ind w:end="0"/>
+        <w:jc w:val="start"/>
         <w:rPr/>
       </w:pPr>
       <w:r>
@@ -21,8 +21,8 @@
         <w:pStyle w:val="Title"/>
         <w:bidi w:val="0"/>
         <w:spacing w:before="0" w:after="68"/>
-        <w:ind w:right="0"/>
-        <w:jc w:val="left"/>
+        <w:ind w:end="0"/>
+        <w:jc w:val="start"/>
         <w:rPr/>
       </w:pPr>
       <w:r>
@@ -35,8 +35,8 @@
         <w:pStyle w:val="Contact"/>
         <w:bidi w:val="0"/>
         <w:spacing w:before="0" w:after="17"/>
-        <w:ind w:right="0"/>
-        <w:jc w:val="left"/>
+        <w:ind w:end="0"/>
+        <w:jc w:val="start"/>
         <w:rPr/>
       </w:pPr>
       <w:r>
@@ -49,8 +49,8 @@
         <w:pStyle w:val="Contact"/>
         <w:bidi w:val="0"/>
         <w:spacing w:before="0" w:after="17"/>
-        <w:ind w:right="0"/>
-        <w:jc w:val="left"/>
+        <w:ind w:end="0"/>
+        <w:jc w:val="start"/>
         <w:rPr/>
       </w:pPr>
       <w:hyperlink r:id="rId2">
@@ -79,8 +79,8 @@
         <w:pStyle w:val="Contact"/>
         <w:bidi w:val="0"/>
         <w:spacing w:before="0" w:after="17"/>
-        <w:ind w:right="0"/>
-        <w:jc w:val="left"/>
+        <w:ind w:end="0"/>
+        <w:jc w:val="start"/>
         <w:rPr/>
       </w:pPr>
       <w:hyperlink r:id="rId4">
@@ -109,8 +109,8 @@
         <w:pStyle w:val="Contact"/>
         <w:bidi w:val="0"/>
         <w:spacing w:before="0" w:after="17"/>
-        <w:ind w:right="0"/>
-        <w:jc w:val="left"/>
+        <w:ind w:end="0"/>
+        <w:jc w:val="start"/>
         <w:rPr/>
       </w:pPr>
       <w:r>
@@ -127,7 +127,7 @@
         </w:pBdr>
         <w:bidi w:val="0"/>
         <w:spacing w:before="136" w:after="51"/>
-        <w:jc w:val="left"/>
+        <w:jc w:val="start"/>
         <w:rPr/>
       </w:pPr>
       <w:r>
@@ -157,7 +157,7 @@
         </w:pBdr>
         <w:bidi w:val="0"/>
         <w:spacing w:before="136" w:after="51"/>
-        <w:jc w:val="left"/>
+        <w:jc w:val="start"/>
         <w:rPr/>
       </w:pPr>
       <w:r>
@@ -288,7 +288,7 @@
         </w:pBdr>
         <w:bidi w:val="0"/>
         <w:spacing w:before="136" w:after="51"/>
-        <w:jc w:val="left"/>
+        <w:jc w:val="start"/>
         <w:rPr/>
       </w:pPr>
       <w:r>
@@ -302,7 +302,7 @@
         <w:keepNext w:val="true"/>
         <w:bidi w:val="0"/>
         <w:spacing w:before="96" w:after="11"/>
-        <w:jc w:val="left"/>
+        <w:jc w:val="start"/>
         <w:rPr/>
       </w:pPr>
       <w:r>
@@ -318,7 +318,7 @@
         <w:keepNext w:val="true"/>
         <w:bidi w:val="0"/>
         <w:spacing w:before="0" w:after="34"/>
-        <w:jc w:val="left"/>
+        <w:jc w:val="start"/>
         <w:rPr/>
       </w:pPr>
       <w:r>
@@ -331,7 +331,7 @@
         <w:pStyle w:val="Bul"/>
         <w:bidi w:val="0"/>
         <w:spacing w:before="0" w:after="26"/>
-        <w:ind w:hanging="238" w:left="238"/>
+        <w:ind w:hanging="238" w:start="238"/>
         <w:jc w:val="both"/>
         <w:rPr/>
       </w:pPr>
@@ -349,7 +349,7 @@
         <w:pStyle w:val="Bul"/>
         <w:bidi w:val="0"/>
         <w:spacing w:before="0" w:after="26"/>
-        <w:ind w:hanging="238" w:left="238"/>
+        <w:ind w:hanging="238" w:start="238"/>
         <w:jc w:val="both"/>
         <w:rPr/>
       </w:pPr>
@@ -367,7 +367,7 @@
         <w:pStyle w:val="Bul"/>
         <w:bidi w:val="0"/>
         <w:spacing w:before="0" w:after="26"/>
-        <w:ind w:hanging="238" w:left="238"/>
+        <w:ind w:hanging="238" w:start="238"/>
         <w:jc w:val="both"/>
         <w:rPr/>
       </w:pPr>
@@ -385,7 +385,7 @@
         <w:pStyle w:val="Bul"/>
         <w:bidi w:val="0"/>
         <w:spacing w:before="0" w:after="26"/>
-        <w:ind w:hanging="238" w:left="238"/>
+        <w:ind w:hanging="238" w:start="238"/>
         <w:jc w:val="both"/>
         <w:rPr/>
       </w:pPr>
@@ -404,7 +404,7 @@
         <w:keepNext w:val="true"/>
         <w:bidi w:val="0"/>
         <w:spacing w:before="96" w:after="11"/>
-        <w:jc w:val="left"/>
+        <w:jc w:val="start"/>
         <w:rPr/>
       </w:pPr>
       <w:r>
@@ -420,7 +420,7 @@
         <w:keepNext w:val="true"/>
         <w:bidi w:val="0"/>
         <w:spacing w:before="0" w:after="34"/>
-        <w:jc w:val="left"/>
+        <w:jc w:val="start"/>
         <w:rPr/>
       </w:pPr>
       <w:r>
@@ -433,7 +433,7 @@
         <w:pStyle w:val="Bul"/>
         <w:bidi w:val="0"/>
         <w:spacing w:before="0" w:after="26"/>
-        <w:ind w:hanging="238" w:left="238"/>
+        <w:ind w:hanging="238" w:start="238"/>
         <w:jc w:val="both"/>
         <w:rPr/>
       </w:pPr>
@@ -451,7 +451,7 @@
         <w:pStyle w:val="Bul"/>
         <w:bidi w:val="0"/>
         <w:spacing w:before="0" w:after="26"/>
-        <w:ind w:hanging="238" w:left="238"/>
+        <w:ind w:hanging="238" w:start="238"/>
         <w:jc w:val="both"/>
         <w:rPr/>
       </w:pPr>
@@ -469,7 +469,7 @@
         <w:pStyle w:val="Bul"/>
         <w:bidi w:val="0"/>
         <w:spacing w:before="0" w:after="26"/>
-        <w:ind w:hanging="238" w:left="238"/>
+        <w:ind w:hanging="238" w:start="238"/>
         <w:jc w:val="both"/>
         <w:rPr/>
       </w:pPr>
@@ -488,7 +488,7 @@
         <w:keepNext w:val="true"/>
         <w:bidi w:val="0"/>
         <w:spacing w:before="96" w:after="11"/>
-        <w:jc w:val="left"/>
+        <w:jc w:val="start"/>
         <w:rPr/>
       </w:pPr>
       <w:r>
@@ -504,7 +504,7 @@
         <w:keepNext w:val="true"/>
         <w:bidi w:val="0"/>
         <w:spacing w:before="0" w:after="34"/>
-        <w:jc w:val="left"/>
+        <w:jc w:val="start"/>
         <w:rPr/>
       </w:pPr>
       <w:r>
@@ -517,7 +517,7 @@
         <w:pStyle w:val="Bul"/>
         <w:bidi w:val="0"/>
         <w:spacing w:before="0" w:after="26"/>
-        <w:ind w:hanging="238" w:left="238"/>
+        <w:ind w:hanging="238" w:start="238"/>
         <w:jc w:val="both"/>
         <w:rPr/>
       </w:pPr>
@@ -535,7 +535,7 @@
         <w:pStyle w:val="Bul"/>
         <w:bidi w:val="0"/>
         <w:spacing w:before="0" w:after="26"/>
-        <w:ind w:hanging="238" w:left="238"/>
+        <w:ind w:hanging="238" w:start="238"/>
         <w:jc w:val="both"/>
         <w:rPr/>
       </w:pPr>
@@ -554,7 +554,7 @@
         <w:keepNext w:val="true"/>
         <w:bidi w:val="0"/>
         <w:spacing w:before="96" w:after="11"/>
-        <w:jc w:val="left"/>
+        <w:jc w:val="start"/>
         <w:rPr/>
       </w:pPr>
       <w:r>
@@ -570,7 +570,7 @@
         <w:keepNext w:val="true"/>
         <w:bidi w:val="0"/>
         <w:spacing w:before="0" w:after="34"/>
-        <w:jc w:val="left"/>
+        <w:jc w:val="start"/>
         <w:rPr/>
       </w:pPr>
       <w:r>
@@ -583,7 +583,7 @@
         <w:pStyle w:val="Bul"/>
         <w:bidi w:val="0"/>
         <w:spacing w:before="0" w:after="26"/>
-        <w:ind w:hanging="238" w:left="238"/>
+        <w:ind w:hanging="238" w:start="238"/>
         <w:jc w:val="both"/>
         <w:rPr/>
       </w:pPr>
@@ -601,7 +601,7 @@
         <w:pStyle w:val="Bul"/>
         <w:bidi w:val="0"/>
         <w:spacing w:before="0" w:after="26"/>
-        <w:ind w:hanging="238" w:left="238"/>
+        <w:ind w:hanging="238" w:start="238"/>
         <w:jc w:val="both"/>
         <w:rPr/>
       </w:pPr>
@@ -619,7 +619,7 @@
         <w:pStyle w:val="Bul"/>
         <w:bidi w:val="0"/>
         <w:spacing w:before="0" w:after="26"/>
-        <w:ind w:hanging="238" w:left="238"/>
+        <w:ind w:hanging="238" w:start="238"/>
         <w:jc w:val="both"/>
         <w:rPr/>
       </w:pPr>
@@ -641,7 +641,7 @@
         </w:pBdr>
         <w:bidi w:val="0"/>
         <w:spacing w:before="136" w:after="51"/>
-        <w:jc w:val="left"/>
+        <w:jc w:val="start"/>
         <w:rPr/>
       </w:pPr>
       <w:r>
@@ -655,7 +655,7 @@
         <w:keepNext w:val="true"/>
         <w:bidi w:val="0"/>
         <w:spacing w:before="96" w:after="11"/>
-        <w:jc w:val="left"/>
+        <w:jc w:val="start"/>
         <w:rPr/>
       </w:pPr>
       <w:r>
@@ -671,7 +671,7 @@
         <w:keepNext w:val="true"/>
         <w:bidi w:val="0"/>
         <w:spacing w:before="0" w:after="34"/>
-        <w:jc w:val="left"/>
+        <w:jc w:val="start"/>
         <w:rPr/>
       </w:pPr>
       <w:r>
@@ -684,7 +684,7 @@
         <w:pStyle w:val="Bul"/>
         <w:bidi w:val="0"/>
         <w:spacing w:before="0" w:after="26"/>
-        <w:ind w:hanging="238" w:left="238"/>
+        <w:ind w:hanging="238" w:start="238"/>
         <w:jc w:val="both"/>
         <w:rPr/>
       </w:pPr>
@@ -703,7 +703,7 @@
         <w:keepNext w:val="true"/>
         <w:bidi w:val="0"/>
         <w:spacing w:before="96" w:after="11"/>
-        <w:jc w:val="left"/>
+        <w:jc w:val="start"/>
         <w:rPr/>
       </w:pPr>
       <w:r>
@@ -719,7 +719,7 @@
         <w:keepNext w:val="true"/>
         <w:bidi w:val="0"/>
         <w:spacing w:before="0" w:after="34"/>
-        <w:jc w:val="left"/>
+        <w:jc w:val="start"/>
         <w:rPr/>
       </w:pPr>
       <w:r>
@@ -732,7 +732,7 @@
         <w:pStyle w:val="Bul"/>
         <w:bidi w:val="0"/>
         <w:spacing w:before="0" w:after="26"/>
-        <w:ind w:hanging="238" w:left="238"/>
+        <w:ind w:hanging="238" w:start="238"/>
         <w:jc w:val="both"/>
         <w:rPr/>
       </w:pPr>
@@ -754,7 +754,7 @@
         </w:pBdr>
         <w:bidi w:val="0"/>
         <w:spacing w:before="136" w:after="51"/>
-        <w:jc w:val="left"/>
+        <w:jc w:val="start"/>
         <w:rPr/>
       </w:pPr>
       <w:r>
@@ -767,7 +767,7 @@
         <w:pStyle w:val="Bul"/>
         <w:bidi w:val="0"/>
         <w:spacing w:before="0" w:after="26"/>
-        <w:ind w:hanging="238" w:left="238"/>
+        <w:ind w:hanging="238" w:start="238"/>
         <w:jc w:val="both"/>
         <w:rPr/>
       </w:pPr>
@@ -785,7 +785,7 @@
         <w:pStyle w:val="Bul"/>
         <w:bidi w:val="0"/>
         <w:spacing w:before="0" w:after="26"/>
-        <w:ind w:hanging="238" w:left="238"/>
+        <w:ind w:hanging="238" w:start="238"/>
         <w:jc w:val="both"/>
         <w:rPr/>
       </w:pPr>
@@ -803,7 +803,7 @@
         <w:pStyle w:val="Bul"/>
         <w:bidi w:val="0"/>
         <w:spacing w:before="0" w:after="26"/>
-        <w:ind w:hanging="238" w:left="238"/>
+        <w:ind w:hanging="238" w:start="238"/>
         <w:jc w:val="both"/>
         <w:rPr/>
       </w:pPr>
@@ -821,7 +821,7 @@
         <w:pStyle w:val="Bul"/>
         <w:bidi w:val="0"/>
         <w:spacing w:before="0" w:after="26"/>
-        <w:ind w:hanging="238" w:left="238"/>
+        <w:ind w:hanging="238" w:start="238"/>
         <w:jc w:val="both"/>
         <w:rPr/>
       </w:pPr>
@@ -839,7 +839,7 @@
         <w:pStyle w:val="Bul"/>
         <w:bidi w:val="0"/>
         <w:spacing w:before="0" w:after="26"/>
-        <w:ind w:hanging="238" w:left="238"/>
+        <w:ind w:hanging="238" w:start="238"/>
         <w:jc w:val="both"/>
         <w:rPr/>
       </w:pPr>
@@ -861,7 +861,7 @@
         </w:pBdr>
         <w:bidi w:val="0"/>
         <w:spacing w:before="136" w:after="51"/>
-        <w:jc w:val="left"/>
+        <w:jc w:val="start"/>
         <w:rPr/>
       </w:pPr>
       <w:r>
@@ -899,7 +899,7 @@
         </w:pBdr>
         <w:bidi w:val="0"/>
         <w:spacing w:before="136" w:after="51"/>
-        <w:jc w:val="left"/>
+        <w:jc w:val="start"/>
         <w:rPr/>
       </w:pPr>
       <w:r>
@@ -912,7 +912,25 @@
         <w:pStyle w:val="Bul"/>
         <w:bidi w:val="0"/>
         <w:spacing w:before="0" w:after="26"/>
-        <w:ind w:hanging="238" w:left="238"/>
+        <w:ind w:hanging="238" w:start="238"/>
+        <w:jc w:val="both"/>
+        <w:rPr/>
+      </w:pPr>
+      <w:r>
+        <w:rPr/>
+        <w:t xml:space="preserve">• </w:t>
+      </w:r>
+      <w:r>
+        <w:rPr/>
+        <w:t>German: B1. B2 examination scheduled for December 2026.</w:t>
+      </w:r>
+    </w:p>
+    <w:p>
+      <w:pPr>
+        <w:pStyle w:val="Bul"/>
+        <w:bidi w:val="0"/>
+        <w:spacing w:before="0" w:after="26"/>
+        <w:ind w:hanging="238" w:start="238"/>
         <w:jc w:val="both"/>
         <w:rPr/>
       </w:pPr>
@@ -930,25 +948,7 @@
         <w:pStyle w:val="Bul"/>
         <w:bidi w:val="0"/>
         <w:spacing w:before="0" w:after="26"/>
-        <w:ind w:hanging="238" w:left="238"/>
-        <w:jc w:val="both"/>
-        <w:rPr/>
-      </w:pPr>
-      <w:r>
-        <w:rPr/>
-        <w:t xml:space="preserve">• </w:t>
-      </w:r>
-      <w:r>
-        <w:rPr/>
-        <w:t>German: B1. B2 examination scheduled for December 2026.</w:t>
-      </w:r>
-    </w:p>
-    <w:p>
-      <w:pPr>
-        <w:pStyle w:val="Bul"/>
-        <w:bidi w:val="0"/>
-        <w:spacing w:before="0" w:after="26"/>
-        <w:ind w:hanging="238" w:left="238"/>
+        <w:ind w:hanging="238" w:start="238"/>
         <w:jc w:val="both"/>
         <w:rPr/>
       </w:pPr>
@@ -970,7 +970,7 @@
         </w:pBdr>
         <w:bidi w:val="0"/>
         <w:spacing w:before="136" w:after="51"/>
-        <w:jc w:val="left"/>
+        <w:jc w:val="start"/>
         <w:rPr/>
       </w:pPr>
       <w:r>
@@ -983,7 +983,7 @@
         <w:pStyle w:val="Bul"/>
         <w:bidi w:val="0"/>
         <w:spacing w:before="0" w:after="26"/>
-        <w:ind w:hanging="238" w:left="238"/>
+        <w:ind w:hanging="238" w:start="238"/>
         <w:jc w:val="both"/>
         <w:rPr/>
       </w:pPr>
@@ -1001,7 +1001,7 @@
         <w:pStyle w:val="Bul"/>
         <w:bidi w:val="0"/>
         <w:spacing w:before="0" w:after="26"/>
-        <w:ind w:hanging="238" w:left="238"/>
+        <w:ind w:hanging="238" w:start="238"/>
         <w:jc w:val="both"/>
         <w:rPr/>
       </w:pPr>
@@ -1019,7 +1019,7 @@
         <w:pStyle w:val="Bul"/>
         <w:bidi w:val="0"/>
         <w:spacing w:before="0" w:after="26"/>
-        <w:ind w:hanging="238" w:left="238"/>
+        <w:ind w:hanging="238" w:start="238"/>
         <w:jc w:val="both"/>
         <w:rPr/>
       </w:pPr>
@@ -1037,7 +1037,7 @@
         <w:pStyle w:val="Bul"/>
         <w:bidi w:val="0"/>
         <w:spacing w:before="0" w:after="26"/>
-        <w:ind w:hanging="238" w:left="238"/>
+        <w:ind w:hanging="238" w:start="238"/>
         <w:jc w:val="both"/>
         <w:rPr/>
       </w:pPr>
@@ -1055,7 +1055,7 @@
         <w:pStyle w:val="Bul"/>
         <w:bidi w:val="0"/>
         <w:spacing w:before="0" w:after="26"/>
-        <w:ind w:hanging="238" w:left="238"/>
+        <w:ind w:hanging="238" w:start="238"/>
         <w:jc w:val="both"/>
         <w:rPr/>
       </w:pPr>
@@ -1073,7 +1073,7 @@
         <w:pStyle w:val="Bul"/>
         <w:bidi w:val="0"/>
         <w:spacing w:before="0" w:after="26"/>
-        <w:ind w:hanging="238" w:left="238"/>
+        <w:ind w:hanging="238" w:start="238"/>
         <w:jc w:val="both"/>
         <w:rPr/>
       </w:pPr>
@@ -1095,7 +1095,7 @@
         </w:pBdr>
         <w:bidi w:val="0"/>
         <w:spacing w:before="136" w:after="51"/>
-        <w:jc w:val="left"/>
+        <w:jc w:val="start"/>
         <w:rPr/>
       </w:pPr>
       <w:r>
@@ -1108,7 +1108,7 @@
         <w:pStyle w:val="Bul"/>
         <w:bidi w:val="0"/>
         <w:spacing w:before="0" w:after="26"/>
-        <w:ind w:hanging="238" w:left="238"/>
+        <w:ind w:hanging="238" w:start="238"/>
         <w:jc w:val="both"/>
         <w:rPr/>
       </w:pPr>
@@ -1126,7 +1126,7 @@
         <w:pStyle w:val="Bul"/>
         <w:bidi w:val="0"/>
         <w:spacing w:before="0" w:after="26"/>
-        <w:ind w:hanging="238" w:left="238"/>
+        <w:ind w:hanging="238" w:start="238"/>
         <w:jc w:val="both"/>
         <w:rPr/>
       </w:pPr>
@@ -1268,7 +1268,7 @@
       <w:widowControl w:val="false"/>
       <w:bidi w:val="0"/>
       <w:spacing w:before="0" w:after="23" w:lineRule="auto" w:line="264"/>
-      <w:ind w:right="0"/>
+      <w:ind w:end="0"/>
     </w:pPr>
     <w:rPr>
       <w:rFonts w:ascii="Arial;Liberation Sans" w:hAnsi="Arial;Liberation Sans" w:eastAsia="Noto Serif CJK SC" w:cs="Noto Sans Devanagari"/>
@@ -1287,7 +1287,7 @@
       <w:widowControl w:val="false"/>
       <w:bidi w:val="0"/>
       <w:spacing w:before="0" w:after="68" w:lineRule="auto" w:line="264"/>
-      <w:ind w:right="0"/>
+      <w:ind w:end="0"/>
     </w:pPr>
     <w:rPr>
       <w:rFonts w:ascii="Arial;Liberation Sans" w:hAnsi="Arial;Liberation Sans" w:eastAsia="Noto Serif CJK SC" w:cs="Noto Sans Devanagari"/>
@@ -1306,7 +1306,7 @@
       <w:widowControl w:val="false"/>
       <w:bidi w:val="0"/>
       <w:spacing w:before="0" w:after="17" w:lineRule="auto" w:line="264"/>
-      <w:ind w:right="0"/>
+      <w:ind w:end="0"/>
     </w:pPr>
     <w:rPr>
       <w:rFonts w:ascii="Arial;Liberation Sans" w:hAnsi="Arial;Liberation Sans" w:eastAsia="Noto Serif CJK SC" w:cs="Noto Sans Devanagari"/>
@@ -1407,7 +1407,7 @@
       <w:widowControl w:val="false"/>
       <w:bidi w:val="0"/>
       <w:spacing w:before="0" w:after="26" w:lineRule="auto" w:line="264"/>
-      <w:ind w:hanging="238" w:left="238"/>
+      <w:ind w:hanging="238" w:start="238"/>
       <w:jc w:val="both"/>
     </w:pPr>
     <w:rPr>
